--- a/docs/manual/elsereno-manual.docx
+++ b/docs/manual/elsereno-manual.docx
@@ -21254,7 +21254,7 @@
         <w:rPr>
           <w:rStyle w:val="VerbatimChar"/>
         </w:rPr>
-        <w:t xml:space="preserve">        │  pgx.CopyFrom│  │ JCS+SHA256   │</w:t>
+        <w:t xml:space="preserve">        │ INSERT x fila│  │ audit.jsonl  │</w:t>
       </w:r>
       <w:r>
         <w:br/>
